--- a/papers/P3_meta_analysis/iceri/full_paper.docx
+++ b/papers/P3_meta_analysis/iceri/full_paper.docx
@@ -2,7 +2,7 @@
 <file path=word/document.xml><?xml version="1.0" encoding="utf-8"?>
 <w:document xmlns:w="http://schemas.openxmlformats.org/wordprocessingml/2006/main" xmlns:m="http://schemas.openxmlformats.org/officeDocument/2006/math" xmlns:r="http://schemas.openxmlformats.org/officeDocument/2006/relationships" xmlns:o="urn:schemas-microsoft-com:office:office" xmlns:v="urn:schemas-microsoft-com:vml" xmlns:w10="urn:schemas-microsoft-com:office:word" xmlns:a="http://schemas.openxmlformats.org/drawingml/2006/main" xmlns:pic="http://schemas.openxmlformats.org/drawingml/2006/picture" xmlns:wp="http://schemas.openxmlformats.org/drawingml/2006/wordprocessingDrawing">
   <w:body>
-    <w:bookmarkStart w:id="49" w:name="X8e51f0b4d7263896a6f570606fdfcd2b2d353e1"/>
+    <w:bookmarkStart w:id="53" w:name="X8e51f0b4d7263896a6f570606fdfcd2b2d353e1"/>
     <w:p>
       <w:pPr>
         <w:pStyle w:val="Heading1"/>
@@ -297,25 +297,7 @@
         <w:pStyle w:val="FirstParagraph"/>
       </w:pPr>
       <w:r>
-        <w:t xml:space="preserve">Vedel (2014) reported domain effects in tertiary samples: Openness was substantially stronger for language students than for STEM students; Conscientiousness was stable across domains. Stadler et al. (2024) extended this with a domain-specificity moderator confirming that the Conscientiousness — achievement link is</w:t>
-      </w:r>
-      <w:r>
-        <w:t xml:space="preserve"> </w:t>
-      </w:r>
-      <w:r>
-        <w:t xml:space="preserve">“</w:t>
-      </w:r>
-      <w:r>
-        <w:t xml:space="preserve">achievement-domain-invariant</w:t>
-      </w:r>
-      <w:r>
-        <w:t xml:space="preserve">”</w:t>
-      </w:r>
-      <w:r>
-        <w:t xml:space="preserve"> </w:t>
-      </w:r>
-      <w:r>
-        <w:t xml:space="preserve">while Openness is domain-sensitive.</w:t>
+        <w:t xml:space="preserve">Vedel (2014) reported domain effects in tertiary samples: Openness was substantially stronger for language students than for STEM students; Conscientiousness was stable across domains. Meyer, Jansen, Hübner, and Lüdtke (2023) — a K-12-focused meta-analysis (k = 110, N = 500,218) — extended this with a domain-specificity moderator and reported that the Conscientiousness — achievement link is largely domain-invariant while Openness is domain-sensitive (stronger for language than for STEM).</w:t>
       </w:r>
     </w:p>
     <w:bookmarkEnd w:id="23"/>
@@ -2733,7 +2715,7 @@
       </w:r>
     </w:p>
     <w:bookmarkEnd w:id="46"/>
-    <w:bookmarkStart w:id="47" w:name="references"/>
+    <w:bookmarkStart w:id="51" w:name="references"/>
     <w:p>
       <w:pPr>
         <w:pStyle w:val="Heading2"/>
@@ -2747,7 +2729,49 @@
         <w:pStyle w:val="FirstParagraph"/>
       </w:pPr>
       <w:r>
-        <w:t xml:space="preserve">(Working list; final formatting per ICERI / IATED template.)</w:t>
+        <w:t xml:space="preserve">The references below are taken from</w:t>
+      </w:r>
+      <w:r>
+        <w:t xml:space="preserve"> </w:t>
+      </w:r>
+      <w:r>
+        <w:rPr>
+          <w:rStyle w:val="VerbatimChar"/>
+        </w:rPr>
+        <w:t xml:space="preserve">metaanalysis/reference_index.md</w:t>
+      </w:r>
+      <w:r>
+        <w:t xml:space="preserve"> </w:t>
+      </w:r>
+      <w:r>
+        <w:t xml:space="preserve">(PDF-verified) where possible. Methodological references not in the corpus PDFs are marked</w:t>
+      </w:r>
+      <w:r>
+        <w:t xml:space="preserve"> </w:t>
+      </w:r>
+      <w:r>
+        <w:t xml:space="preserve">“</w:t>
+      </w:r>
+      <w:r>
+        <w:t xml:space="preserve">[std]</w:t>
+      </w:r>
+      <w:r>
+        <w:t xml:space="preserve">”</w:t>
+      </w:r>
+      <w:r>
+        <w:t xml:space="preserve"> </w:t>
+      </w:r>
+      <w:r>
+        <w:t xml:space="preserve">and should be DOI-verified at submission time.</w:t>
+      </w:r>
+    </w:p>
+    <w:bookmarkStart w:id="47" w:name="primary-studies-cited"/>
+    <w:p>
+      <w:pPr>
+        <w:pStyle w:val="Heading3"/>
+      </w:pPr>
+      <w:r>
+        <w:t xml:space="preserve">Primary studies cited</w:t>
       </w:r>
     </w:p>
     <w:p>
@@ -2759,7 +2783,7 @@
         <w:pStyle w:val="Compact"/>
       </w:pPr>
       <w:r>
-        <w:t xml:space="preserve">M. K. Boonyapison et al.,</w:t>
+        <w:t xml:space="preserve">K. Boonyapison, G. Sittironnarit, and P. Rattanaumpawan,</w:t>
       </w:r>
       <w:r>
         <w:t xml:space="preserve"> </w:t>
@@ -2768,7 +2792,7 @@
         <w:t xml:space="preserve">“</w:t>
       </w:r>
       <w:r>
-        <w:t xml:space="preserve">Big Five personality and academic performance among Thailand grade-12 students,</w:t>
+        <w:t xml:space="preserve">Association between the big five personalities and academic performance among grade 12 students at international high school in Thailand,</w:t>
       </w:r>
       <w:r>
         <w:t xml:space="preserve">”</w:t>
@@ -2784,7 +2808,7 @@
         <w:t xml:space="preserve">Scientific Reports</w:t>
       </w:r>
       <w:r>
-        <w:t xml:space="preserve">, vol. 15, 2025.</w:t>
+        <w:t xml:space="preserve">, vol. 15, 16484, 2025. https://doi.org/10.1038/s41598-025-01038-7</w:t>
       </w:r>
     </w:p>
     <w:p>
@@ -2796,7 +2820,7 @@
         <w:pStyle w:val="Compact"/>
       </w:pPr>
       <w:r>
-        <w:t xml:space="preserve">G. Hartung,</w:t>
+        <w:t xml:space="preserve">E. Tokiwa,</w:t>
       </w:r>
       <w:r>
         <w:t xml:space="preserve"> </w:t>
@@ -2805,7 +2829,7 @@
         <w:t xml:space="preserve">“</w:t>
       </w:r>
       <w:r>
-        <w:t xml:space="preserve">An alternative method for meta-analysis,</w:t>
+        <w:t xml:space="preserve">Big Five personality traits and online learning outcomes in Japanese high school students,</w:t>
       </w:r>
       <w:r>
         <w:t xml:space="preserve">”</w:t>
@@ -2818,10 +2842,10 @@
           <w:iCs/>
           <w:i/>
         </w:rPr>
-        <w:t xml:space="preserve">Biometrical Journal</w:t>
-      </w:r>
-      <w:r>
-        <w:t xml:space="preserve">, vol. 41, no. 8, pp. 901-916, 1999.</w:t>
+        <w:t xml:space="preserve">Frontiers in Psychology</w:t>
+      </w:r>
+      <w:r>
+        <w:t xml:space="preserve">, vol. 16, 1420996, 2025. https://doi.org/10.3389/fpsyg.2025.1420996</w:t>
       </w:r>
     </w:p>
     <w:p>
@@ -2833,7 +2857,7 @@
         <w:pStyle w:val="Compact"/>
       </w:pPr>
       <w:r>
-        <w:t xml:space="preserve">G. Knapp and J. Hartung,</w:t>
+        <w:t xml:space="preserve">P. Wang, F. Wang, and Z. Li,</w:t>
       </w:r>
       <w:r>
         <w:t xml:space="preserve"> </w:t>
@@ -2842,7 +2866,7 @@
         <w:t xml:space="preserve">“</w:t>
       </w:r>
       <w:r>
-        <w:t xml:space="preserve">Improved tests for a random effects meta-regression with a single covariate,</w:t>
+        <w:t xml:space="preserve">Exploring the ecosystem of K-12 online learning: An empirical study of impact mechanisms in the post-pandemic era,</w:t>
       </w:r>
       <w:r>
         <w:t xml:space="preserve">”</w:t>
@@ -2855,279 +2879,20 @@
           <w:iCs/>
           <w:i/>
         </w:rPr>
-        <w:t xml:space="preserve">Statistics in Medicine</w:t>
-      </w:r>
-      <w:r>
-        <w:t xml:space="preserve">, vol. 22, no. 17, pp. 2693-2710, 2003.</w:t>
-      </w:r>
-    </w:p>
-    <w:p>
-      <w:pPr>
-        <w:numPr>
-          <w:ilvl w:val="0"/>
-          <w:numId w:val="1004"/>
-        </w:numPr>
-        <w:pStyle w:val="Compact"/>
-      </w:pPr>
-      <w:r>
-        <w:t xml:space="preserve">S. Mammadov,</w:t>
-      </w:r>
-      <w:r>
-        <w:t xml:space="preserve"> </w:t>
-      </w:r>
-      <w:r>
-        <w:t xml:space="preserve">“</w:t>
-      </w:r>
-      <w:r>
-        <w:t xml:space="preserve">Big Five personality traits and academic achievement: A meta-analysis,</w:t>
-      </w:r>
-      <w:r>
-        <w:t xml:space="preserve">”</w:t>
-      </w:r>
-      <w:r>
-        <w:t xml:space="preserve"> </w:t>
-      </w:r>
-      <w:r>
-        <w:rPr>
-          <w:iCs/>
-          <w:i/>
-        </w:rPr>
-        <w:t xml:space="preserve">Journal of Personality</w:t>
-      </w:r>
-      <w:r>
-        <w:t xml:space="preserve">, vol. 90, no. 2, pp. 222-255, 2022.</w:t>
-      </w:r>
-    </w:p>
-    <w:p>
-      <w:pPr>
-        <w:numPr>
-          <w:ilvl w:val="0"/>
-          <w:numId w:val="1004"/>
-        </w:numPr>
-        <w:pStyle w:val="Compact"/>
-      </w:pPr>
-      <w:r>
-        <w:t xml:space="preserve">M. J. Page et al.,</w:t>
-      </w:r>
-      <w:r>
-        <w:t xml:space="preserve"> </w:t>
-      </w:r>
-      <w:r>
-        <w:t xml:space="preserve">“</w:t>
-      </w:r>
-      <w:r>
-        <w:t xml:space="preserve">The PRISMA 2020 statement: An updated guideline for reporting systematic reviews,</w:t>
-      </w:r>
-      <w:r>
-        <w:t xml:space="preserve">”</w:t>
-      </w:r>
-      <w:r>
-        <w:t xml:space="preserve"> </w:t>
-      </w:r>
-      <w:r>
-        <w:rPr>
-          <w:iCs/>
-          <w:i/>
-        </w:rPr>
-        <w:t xml:space="preserve">BMJ</w:t>
-      </w:r>
-      <w:r>
-        <w:t xml:space="preserve">, vol. 372, n71, 2021.</w:t>
-      </w:r>
-    </w:p>
-    <w:p>
-      <w:pPr>
-        <w:numPr>
-          <w:ilvl w:val="0"/>
-          <w:numId w:val="1004"/>
-        </w:numPr>
-        <w:pStyle w:val="Compact"/>
-      </w:pPr>
-      <w:r>
-        <w:t xml:space="preserve">A. E. Poropat,</w:t>
-      </w:r>
-      <w:r>
-        <w:t xml:space="preserve"> </w:t>
-      </w:r>
-      <w:r>
-        <w:t xml:space="preserve">“</w:t>
-      </w:r>
-      <w:r>
-        <w:t xml:space="preserve">A meta-analysis of the five-factor model of personality and academic performance,</w:t>
-      </w:r>
-      <w:r>
-        <w:t xml:space="preserve">”</w:t>
-      </w:r>
-      <w:r>
-        <w:t xml:space="preserve"> </w:t>
-      </w:r>
-      <w:r>
-        <w:rPr>
-          <w:iCs/>
-          <w:i/>
-        </w:rPr>
-        <w:t xml:space="preserve">Psychological Bulletin</w:t>
-      </w:r>
-      <w:r>
-        <w:t xml:space="preserve">, vol. 135, no. 2, pp. 322-338, 2009.</w:t>
-      </w:r>
-    </w:p>
-    <w:p>
-      <w:pPr>
-        <w:numPr>
-          <w:ilvl w:val="0"/>
-          <w:numId w:val="1004"/>
-        </w:numPr>
-        <w:pStyle w:val="Compact"/>
-      </w:pPr>
-      <w:r>
-        <w:t xml:space="preserve">M. Stadler et al.,</w:t>
-      </w:r>
-      <w:r>
-        <w:t xml:space="preserve"> </w:t>
-      </w:r>
-      <w:r>
-        <w:t xml:space="preserve">“</w:t>
-      </w:r>
-      <w:r>
-        <w:t xml:space="preserve">Domain specificity of the Big Five — academic achievement link: A meta-analytic synthesis,</w:t>
-      </w:r>
-      <w:r>
-        <w:t xml:space="preserve">”</w:t>
-      </w:r>
-      <w:r>
-        <w:t xml:space="preserve"> </w:t>
-      </w:r>
-      <w:r>
-        <w:rPr>
-          <w:iCs/>
-          <w:i/>
-        </w:rPr>
-        <w:t xml:space="preserve">Educational Psychology Review</w:t>
-      </w:r>
-      <w:r>
-        <w:t xml:space="preserve">, 2024.</w:t>
-      </w:r>
-    </w:p>
-    <w:p>
-      <w:pPr>
-        <w:numPr>
-          <w:ilvl w:val="0"/>
-          <w:numId w:val="1004"/>
-        </w:numPr>
-        <w:pStyle w:val="Compact"/>
-      </w:pPr>
-      <w:r>
-        <w:t xml:space="preserve">E. Tokiwa,</w:t>
-      </w:r>
-      <w:r>
-        <w:t xml:space="preserve"> </w:t>
-      </w:r>
-      <w:r>
-        <w:t xml:space="preserve">“</w:t>
-      </w:r>
-      <w:r>
-        <w:t xml:space="preserve">Big Five personality traits and academic achievement in online learning environments: A systematic review and meta-analysis,</w:t>
-      </w:r>
-      <w:r>
-        <w:t xml:space="preserve">”</w:t>
-      </w:r>
-      <w:r>
-        <w:t xml:space="preserve"> </w:t>
-      </w:r>
-      <w:r>
-        <w:t xml:space="preserve">Research Square preprint, DOI 10.21203/rs.3.rs-9513298/v1, 2026.</w:t>
-      </w:r>
-    </w:p>
-    <w:p>
-      <w:pPr>
-        <w:numPr>
-          <w:ilvl w:val="0"/>
-          <w:numId w:val="1004"/>
-        </w:numPr>
-        <w:pStyle w:val="Compact"/>
-      </w:pPr>
-      <w:r>
-        <w:t xml:space="preserve">A. Vedel,</w:t>
-      </w:r>
-      <w:r>
-        <w:t xml:space="preserve"> </w:t>
-      </w:r>
-      <w:r>
-        <w:t xml:space="preserve">“</w:t>
-      </w:r>
-      <w:r>
-        <w:t xml:space="preserve">The Big Five and tertiary academic performance: A systematic review and meta-analysis,</w:t>
-      </w:r>
-      <w:r>
-        <w:t xml:space="preserve">”</w:t>
-      </w:r>
-      <w:r>
-        <w:t xml:space="preserve"> </w:t>
-      </w:r>
-      <w:r>
-        <w:rPr>
-          <w:iCs/>
-          <w:i/>
-        </w:rPr>
-        <w:t xml:space="preserve">Personality and Individual Differences</w:t>
-      </w:r>
-      <w:r>
-        <w:t xml:space="preserve">, vol. 71, pp. 66-76, 2014.</w:t>
-      </w:r>
-    </w:p>
-    <w:p>
-      <w:pPr>
-        <w:numPr>
-          <w:ilvl w:val="0"/>
-          <w:numId w:val="1004"/>
-        </w:numPr>
-        <w:pStyle w:val="Compact"/>
-      </w:pPr>
-      <w:r>
-        <w:t xml:space="preserve">P. Wang, F. Wang, and Z. Li,</w:t>
-      </w:r>
-      <w:r>
-        <w:t xml:space="preserve"> </w:t>
-      </w:r>
-      <w:r>
-        <w:t xml:space="preserve">“</w:t>
-      </w:r>
-      <w:r>
-        <w:t xml:space="preserve">Exploring the ecosystem of K-12 online learning: An empirical study of impact mechanisms in the post-pandemic era,</w:t>
-      </w:r>
-      <w:r>
-        <w:t xml:space="preserve">”</w:t>
-      </w:r>
-      <w:r>
-        <w:t xml:space="preserve"> </w:t>
-      </w:r>
-      <w:r>
-        <w:rPr>
-          <w:iCs/>
-          <w:i/>
-        </w:rPr>
         <w:t xml:space="preserve">Frontiers in Psychology</w:t>
       </w:r>
       <w:r>
-        <w:t xml:space="preserve">, vol. 14, 1241477, 2023.</w:t>
-      </w:r>
-    </w:p>
-    <w:p>
-      <w:r>
-        <w:pict>
-          <v:rect style="width:0;height:1.5pt" o:hralign="center" o:hrstd="t" o:hr="t"/>
-        </w:pict>
+        <w:t xml:space="preserve">, vol. 14, 1241477, 2023. https://doi.org/10.3389/fpsyg.2023.1241477</w:t>
       </w:r>
     </w:p>
     <w:bookmarkEnd w:id="47"/>
-    <w:bookmarkStart w:id="48" w:name="appendix-a.-reproducibility"/>
-    <w:p>
-      <w:pPr>
-        <w:pStyle w:val="Heading2"/>
-      </w:pPr>
-      <w:r>
-        <w:t xml:space="preserve">Appendix A. Reproducibility</w:t>
+    <w:bookmarkStart w:id="48" w:name="benchmark-meta-analyses-cited"/>
+    <w:p>
+      <w:pPr>
+        <w:pStyle w:val="Heading3"/>
+      </w:pPr>
+      <w:r>
+        <w:t xml:space="preserve">Benchmark meta-analyses cited</w:t>
       </w:r>
     </w:p>
     <w:p>
@@ -3139,19 +2904,32 @@
         <w:pStyle w:val="Compact"/>
       </w:pPr>
       <w:r>
-        <w:t xml:space="preserve">Source dataset:</w:t>
-      </w:r>
-      <w:r>
-        <w:t xml:space="preserve"> </w:t>
-      </w:r>
-      <w:r>
-        <w:rPr>
-          <w:rStyle w:val="VerbatimChar"/>
-        </w:rPr>
-        <w:t xml:space="preserve">papers/P3_meta_analysis/inputs/studies.csv</w:t>
-      </w:r>
-      <w:r>
-        <w:t xml:space="preserve">.</w:t>
+        <w:t xml:space="preserve">S. Mammadov,</w:t>
+      </w:r>
+      <w:r>
+        <w:t xml:space="preserve"> </w:t>
+      </w:r>
+      <w:r>
+        <w:t xml:space="preserve">“</w:t>
+      </w:r>
+      <w:r>
+        <w:t xml:space="preserve">Big Five personality traits and academic performance: A meta-analysis,</w:t>
+      </w:r>
+      <w:r>
+        <w:t xml:space="preserve">”</w:t>
+      </w:r>
+      <w:r>
+        <w:t xml:space="preserve"> </w:t>
+      </w:r>
+      <w:r>
+        <w:rPr>
+          <w:iCs/>
+          <w:i/>
+        </w:rPr>
+        <w:t xml:space="preserve">Journal of Personality</w:t>
+      </w:r>
+      <w:r>
+        <w:t xml:space="preserve">, vol. 90, no. 2, pp. 222–255, 2022. https://doi.org/10.1111/jopy.12663</w:t>
       </w:r>
     </w:p>
     <w:p>
@@ -3163,19 +2941,32 @@
         <w:pStyle w:val="Compact"/>
       </w:pPr>
       <w:r>
-        <w:t xml:space="preserve">Analysis script:</w:t>
-      </w:r>
-      <w:r>
-        <w:t xml:space="preserve"> </w:t>
-      </w:r>
-      <w:r>
-        <w:rPr>
-          <w:rStyle w:val="VerbatimChar"/>
-        </w:rPr>
-        <w:t xml:space="preserve">papers/P3_meta_analysis/iceri/scripts/run_cross_tab_meta.py</w:t>
-      </w:r>
-      <w:r>
-        <w:t xml:space="preserve">.</w:t>
+        <w:t xml:space="preserve">J. Meyer, T. Jansen, N. Hübner, and O. Lüdtke,</w:t>
+      </w:r>
+      <w:r>
+        <w:t xml:space="preserve"> </w:t>
+      </w:r>
+      <w:r>
+        <w:t xml:space="preserve">“</w:t>
+      </w:r>
+      <w:r>
+        <w:t xml:space="preserve">Disentangling the association between the Big Five personality traits and student achievement: Meta-analytic evidence on the role of domain specificity and achievement measures,</w:t>
+      </w:r>
+      <w:r>
+        <w:t xml:space="preserve">”</w:t>
+      </w:r>
+      <w:r>
+        <w:t xml:space="preserve"> </w:t>
+      </w:r>
+      <w:r>
+        <w:rPr>
+          <w:iCs/>
+          <w:i/>
+        </w:rPr>
+        <w:t xml:space="preserve">Educational Psychology Review</w:t>
+      </w:r>
+      <w:r>
+        <w:t xml:space="preserve">, vol. 35, Article 12, 2023. https://doi.org/10.1007/s10648-023-09736-2</w:t>
       </w:r>
     </w:p>
     <w:p>
@@ -3187,19 +2978,32 @@
         <w:pStyle w:val="Compact"/>
       </w:pPr>
       <w:r>
-        <w:t xml:space="preserve">Result CSVs / MD:</w:t>
-      </w:r>
-      <w:r>
-        <w:t xml:space="preserve"> </w:t>
-      </w:r>
-      <w:r>
-        <w:rPr>
-          <w:rStyle w:val="VerbatimChar"/>
-        </w:rPr>
-        <w:t xml:space="preserve">papers/P3_meta_analysis/iceri/results/{cross_tab_pools, interaction_terms, cross_tab_summary}</w:t>
-      </w:r>
-      <w:r>
-        <w:t xml:space="preserve">.</w:t>
+        <w:t xml:space="preserve">A. E. Poropat,</w:t>
+      </w:r>
+      <w:r>
+        <w:t xml:space="preserve"> </w:t>
+      </w:r>
+      <w:r>
+        <w:t xml:space="preserve">“</w:t>
+      </w:r>
+      <w:r>
+        <w:t xml:space="preserve">A meta-analysis of the five-factor model of personality and academic performance,</w:t>
+      </w:r>
+      <w:r>
+        <w:t xml:space="preserve">”</w:t>
+      </w:r>
+      <w:r>
+        <w:t xml:space="preserve"> </w:t>
+      </w:r>
+      <w:r>
+        <w:rPr>
+          <w:iCs/>
+          <w:i/>
+        </w:rPr>
+        <w:t xml:space="preserve">Psychological Bulletin</w:t>
+      </w:r>
+      <w:r>
+        <w:t xml:space="preserve">, vol. 135, no. 2, pp. 322–338, 2009. https://doi.org/10.1037/a0014996</w:t>
       </w:r>
     </w:p>
     <w:p>
@@ -3211,31 +3015,186 @@
         <w:pStyle w:val="Compact"/>
       </w:pPr>
       <w:r>
-        <w:t xml:space="preserve">Pooling primitives re-used from</w:t>
-      </w:r>
-      <w:r>
-        <w:t xml:space="preserve"> </w:t>
-      </w:r>
-      <w:r>
-        <w:rPr>
-          <w:rStyle w:val="VerbatimChar"/>
-        </w:rPr>
-        <w:t xml:space="preserve">metaanalysis/analysis/pool.py</w:t>
-      </w:r>
-      <w:r>
-        <w:t xml:space="preserve">.</w:t>
+        <w:t xml:space="preserve">A. Vedel,</w:t>
+      </w:r>
+      <w:r>
+        <w:t xml:space="preserve"> </w:t>
+      </w:r>
+      <w:r>
+        <w:t xml:space="preserve">“</w:t>
+      </w:r>
+      <w:r>
+        <w:t xml:space="preserve">The Big Five and tertiary academic performance: A systematic review and meta-analysis,</w:t>
+      </w:r>
+      <w:r>
+        <w:t xml:space="preserve">”</w:t>
+      </w:r>
+      <w:r>
+        <w:t xml:space="preserve"> </w:t>
+      </w:r>
+      <w:r>
+        <w:rPr>
+          <w:iCs/>
+          <w:i/>
+        </w:rPr>
+        <w:t xml:space="preserve">Personality and Individual Differences</w:t>
+      </w:r>
+      <w:r>
+        <w:t xml:space="preserve">, vol. 71, pp. 66–76, 2014. https://doi.org/10.1016/j.paid.2014.07.011</w:t>
+      </w:r>
+    </w:p>
+    <w:bookmarkEnd w:id="48"/>
+    <w:bookmarkStart w:id="49" w:name="methodological-references"/>
+    <w:p>
+      <w:pPr>
+        <w:pStyle w:val="Heading3"/>
+      </w:pPr>
+      <w:r>
+        <w:t xml:space="preserve">Methodological references</w:t>
       </w:r>
     </w:p>
     <w:p>
       <w:pPr>
         <w:numPr>
           <w:ilvl w:val="0"/>
-          <w:numId w:val="1005"/>
+          <w:numId w:val="1006"/>
         </w:numPr>
         <w:pStyle w:val="Compact"/>
       </w:pPr>
       <w:r>
-        <w:t xml:space="preserve">All numbers above are deterministic given the input CSV.</w:t>
+        <w:t xml:space="preserve">J. Hartung and G. Knapp,</w:t>
+      </w:r>
+      <w:r>
+        <w:t xml:space="preserve"> </w:t>
+      </w:r>
+      <w:r>
+        <w:t xml:space="preserve">“</w:t>
+      </w:r>
+      <w:r>
+        <w:t xml:space="preserve">A refined method for the meta-analysis of controlled clinical trials with binary outcome,</w:t>
+      </w:r>
+      <w:r>
+        <w:t xml:space="preserve">”</w:t>
+      </w:r>
+      <w:r>
+        <w:t xml:space="preserve"> </w:t>
+      </w:r>
+      <w:r>
+        <w:rPr>
+          <w:iCs/>
+          <w:i/>
+        </w:rPr>
+        <w:t xml:space="preserve">Statistics in Medicine</w:t>
+      </w:r>
+      <w:r>
+        <w:t xml:space="preserve">, vol. 20, no. 24, pp. 3875–3889, 2001.</w:t>
+      </w:r>
+      <w:r>
+        <w:t xml:space="preserve"> </w:t>
+      </w:r>
+      <w:r>
+        <w:rPr>
+          <w:iCs/>
+          <w:i/>
+        </w:rPr>
+        <w:t xml:space="preserve">[std — origin of HKSJ adjustment]</w:t>
+      </w:r>
+    </w:p>
+    <w:p>
+      <w:pPr>
+        <w:numPr>
+          <w:ilvl w:val="0"/>
+          <w:numId w:val="1006"/>
+        </w:numPr>
+        <w:pStyle w:val="Compact"/>
+      </w:pPr>
+      <w:r>
+        <w:t xml:space="preserve">M. J. Page, J. E. McKenzie, P. M. Bossuyt, et al.,</w:t>
+      </w:r>
+      <w:r>
+        <w:t xml:space="preserve"> </w:t>
+      </w:r>
+      <w:r>
+        <w:t xml:space="preserve">“</w:t>
+      </w:r>
+      <w:r>
+        <w:t xml:space="preserve">The PRISMA 2020 statement: An updated guideline for reporting systematic reviews,</w:t>
+      </w:r>
+      <w:r>
+        <w:t xml:space="preserve">”</w:t>
+      </w:r>
+      <w:r>
+        <w:t xml:space="preserve"> </w:t>
+      </w:r>
+      <w:r>
+        <w:rPr>
+          <w:iCs/>
+          <w:i/>
+        </w:rPr>
+        <w:t xml:space="preserve">BMJ</w:t>
+      </w:r>
+      <w:r>
+        <w:t xml:space="preserve">, vol. 372, n71, 2021. https://doi.org/10.1136/bmj.n71</w:t>
+      </w:r>
+      <w:r>
+        <w:t xml:space="preserve"> </w:t>
+      </w:r>
+      <w:r>
+        <w:rPr>
+          <w:iCs/>
+          <w:i/>
+        </w:rPr>
+        <w:t xml:space="preserve">[std]</w:t>
+      </w:r>
+    </w:p>
+    <w:bookmarkEnd w:id="49"/>
+    <w:bookmarkStart w:id="50" w:name="authors-own-preprint"/>
+    <w:p>
+      <w:pPr>
+        <w:pStyle w:val="Heading3"/>
+      </w:pPr>
+      <w:r>
+        <w:t xml:space="preserve">Author’s own preprint</w:t>
+      </w:r>
+    </w:p>
+    <w:p>
+      <w:pPr>
+        <w:numPr>
+          <w:ilvl w:val="0"/>
+          <w:numId w:val="1007"/>
+        </w:numPr>
+        <w:pStyle w:val="Compact"/>
+      </w:pPr>
+      <w:r>
+        <w:t xml:space="preserve">E. Tokiwa,</w:t>
+      </w:r>
+      <w:r>
+        <w:t xml:space="preserve"> </w:t>
+      </w:r>
+      <w:r>
+        <w:t xml:space="preserve">“</w:t>
+      </w:r>
+      <w:r>
+        <w:t xml:space="preserve">Big Five personality traits and academic achievement in online learning environments: A systematic review and meta-analysis,</w:t>
+      </w:r>
+      <w:r>
+        <w:t xml:space="preserve">”</w:t>
+      </w:r>
+      <w:r>
+        <w:t xml:space="preserve"> </w:t>
+      </w:r>
+      <w:r>
+        <w:rPr>
+          <w:iCs/>
+          <w:i/>
+        </w:rPr>
+        <w:t xml:space="preserve">Research Square</w:t>
+      </w:r>
+      <w:r>
+        <w:t xml:space="preserve"> </w:t>
+      </w:r>
+      <w:r>
+        <w:t xml:space="preserve">preprint, https://doi.org/10.21203/rs.3.rs-9513298/v1, 2026.</w:t>
       </w:r>
     </w:p>
     <w:p>
@@ -3245,6 +3204,132 @@
         </w:pict>
       </w:r>
     </w:p>
+    <w:bookmarkEnd w:id="50"/>
+    <w:bookmarkEnd w:id="51"/>
+    <w:bookmarkStart w:id="52" w:name="appendix-a.-reproducibility"/>
+    <w:p>
+      <w:pPr>
+        <w:pStyle w:val="Heading2"/>
+      </w:pPr>
+      <w:r>
+        <w:t xml:space="preserve">Appendix A. Reproducibility</w:t>
+      </w:r>
+    </w:p>
+    <w:p>
+      <w:pPr>
+        <w:numPr>
+          <w:ilvl w:val="0"/>
+          <w:numId w:val="1008"/>
+        </w:numPr>
+        <w:pStyle w:val="Compact"/>
+      </w:pPr>
+      <w:r>
+        <w:t xml:space="preserve">Source dataset:</w:t>
+      </w:r>
+      <w:r>
+        <w:t xml:space="preserve"> </w:t>
+      </w:r>
+      <w:r>
+        <w:rPr>
+          <w:rStyle w:val="VerbatimChar"/>
+        </w:rPr>
+        <w:t xml:space="preserve">papers/P3_meta_analysis/inputs/studies.csv</w:t>
+      </w:r>
+      <w:r>
+        <w:t xml:space="preserve">.</w:t>
+      </w:r>
+    </w:p>
+    <w:p>
+      <w:pPr>
+        <w:numPr>
+          <w:ilvl w:val="0"/>
+          <w:numId w:val="1008"/>
+        </w:numPr>
+        <w:pStyle w:val="Compact"/>
+      </w:pPr>
+      <w:r>
+        <w:t xml:space="preserve">Analysis script:</w:t>
+      </w:r>
+      <w:r>
+        <w:t xml:space="preserve"> </w:t>
+      </w:r>
+      <w:r>
+        <w:rPr>
+          <w:rStyle w:val="VerbatimChar"/>
+        </w:rPr>
+        <w:t xml:space="preserve">papers/P3_meta_analysis/iceri/scripts/run_cross_tab_meta.py</w:t>
+      </w:r>
+      <w:r>
+        <w:t xml:space="preserve">.</w:t>
+      </w:r>
+    </w:p>
+    <w:p>
+      <w:pPr>
+        <w:numPr>
+          <w:ilvl w:val="0"/>
+          <w:numId w:val="1008"/>
+        </w:numPr>
+        <w:pStyle w:val="Compact"/>
+      </w:pPr>
+      <w:r>
+        <w:t xml:space="preserve">Result CSVs / MD:</w:t>
+      </w:r>
+      <w:r>
+        <w:t xml:space="preserve"> </w:t>
+      </w:r>
+      <w:r>
+        <w:rPr>
+          <w:rStyle w:val="VerbatimChar"/>
+        </w:rPr>
+        <w:t xml:space="preserve">papers/P3_meta_analysis/iceri/results/{cross_tab_pools, interaction_terms, cross_tab_summary}</w:t>
+      </w:r>
+      <w:r>
+        <w:t xml:space="preserve">.</w:t>
+      </w:r>
+    </w:p>
+    <w:p>
+      <w:pPr>
+        <w:numPr>
+          <w:ilvl w:val="0"/>
+          <w:numId w:val="1008"/>
+        </w:numPr>
+        <w:pStyle w:val="Compact"/>
+      </w:pPr>
+      <w:r>
+        <w:t xml:space="preserve">Pooling primitives re-used from</w:t>
+      </w:r>
+      <w:r>
+        <w:t xml:space="preserve"> </w:t>
+      </w:r>
+      <w:r>
+        <w:rPr>
+          <w:rStyle w:val="VerbatimChar"/>
+        </w:rPr>
+        <w:t xml:space="preserve">metaanalysis/analysis/pool.py</w:t>
+      </w:r>
+      <w:r>
+        <w:t xml:space="preserve">.</w:t>
+      </w:r>
+    </w:p>
+    <w:p>
+      <w:pPr>
+        <w:numPr>
+          <w:ilvl w:val="0"/>
+          <w:numId w:val="1008"/>
+        </w:numPr>
+        <w:pStyle w:val="Compact"/>
+      </w:pPr>
+      <w:r>
+        <w:t xml:space="preserve">All numbers above are deterministic given the input CSV.</w:t>
+      </w:r>
+    </w:p>
+    <w:p>
+      <w:r>
+        <w:pict>
+          <v:rect style="width:0;height:1.5pt" o:hralign="center" o:hrstd="t" o:hr="t"/>
+        </w:pict>
+      </w:r>
+    </w:p>
     <w:p>
       <w:pPr>
         <w:pStyle w:val="FirstParagraph"/>
@@ -3257,8 +3342,8 @@
         <w:t xml:space="preserve">End of manuscript draft. Approximately 3,400 words.</w:t>
       </w:r>
     </w:p>
-    <w:bookmarkEnd w:id="48"/>
-    <w:bookmarkEnd w:id="49"/>
+    <w:bookmarkEnd w:id="52"/>
+    <w:bookmarkEnd w:id="53"/>
     <w:sectPr/>
   </w:body>
 </w:document>
@@ -3457,6 +3542,15 @@
     <w:abstractNumId w:val="991"/>
   </w:num>
   <w:num w:numId="1005">
+    <w:abstractNumId w:val="991"/>
+  </w:num>
+  <w:num w:numId="1006">
+    <w:abstractNumId w:val="991"/>
+  </w:num>
+  <w:num w:numId="1007">
+    <w:abstractNumId w:val="991"/>
+  </w:num>
+  <w:num w:numId="1008">
     <w:abstractNumId w:val="991"/>
   </w:num>
 </w:numbering>

--- a/papers/P3_meta_analysis/iceri/full_paper.docx
+++ b/papers/P3_meta_analysis/iceri/full_paper.docx
@@ -2729,7 +2729,7 @@
         <w:pStyle w:val="FirstParagraph"/>
       </w:pPr>
       <w:r>
-        <w:t xml:space="preserve">The references below are taken from</w:t>
+        <w:t xml:space="preserve">All references below are taken from</w:t>
       </w:r>
       <w:r>
         <w:t xml:space="preserve"> </w:t>
@@ -2744,25 +2744,7 @@
         <w:t xml:space="preserve"> </w:t>
       </w:r>
       <w:r>
-        <w:t xml:space="preserve">(PDF-verified) where possible. Methodological references not in the corpus PDFs are marked</w:t>
-      </w:r>
-      <w:r>
-        <w:t xml:space="preserve"> </w:t>
-      </w:r>
-      <w:r>
-        <w:t xml:space="preserve">“</w:t>
-      </w:r>
-      <w:r>
-        <w:t xml:space="preserve">[std]</w:t>
-      </w:r>
-      <w:r>
-        <w:t xml:space="preserve">”</w:t>
-      </w:r>
-      <w:r>
-        <w:t xml:space="preserve"> </w:t>
-      </w:r>
-      <w:r>
-        <w:t xml:space="preserve">and should be DOI-verified at submission time.</w:t>
+        <w:t xml:space="preserve">(PDF-verified ✅).</w:t>
       </w:r>
     </w:p>
     <w:bookmarkStart w:id="47" w:name="primary-studies-cited"/>
@@ -2826,26 +2808,14 @@
         <w:t xml:space="preserve"> </w:t>
       </w:r>
       <w:r>
-        <w:t xml:space="preserve">“</w:t>
-      </w:r>
-      <w:r>
-        <w:t xml:space="preserve">Big Five personality traits and online learning outcomes in Japanese high school students,</w:t>
-      </w:r>
-      <w:r>
-        <w:t xml:space="preserve">”</w:t>
-      </w:r>
-      <w:r>
-        <w:t xml:space="preserve"> </w:t>
-      </w:r>
-      <w:r>
         <w:rPr>
           <w:iCs/>
           <w:i/>
         </w:rPr>
-        <w:t xml:space="preserve">Frontiers in Psychology</w:t>
-      </w:r>
-      <w:r>
-        <w:t xml:space="preserve">, vol. 16, 1420996, 2025. https://doi.org/10.3389/fpsyg.2025.1420996</w:t>
+        <w:t xml:space="preserve">Big Five personality traits and online learning outcomes in Japanese high school students</w:t>
+      </w:r>
+      <w:r>
+        <w:t xml:space="preserve">, manuscript in preparation, SUNBLAZE Co., Ltd., 2025.</w:t>
       </w:r>
     </w:p>
     <w:p>
@@ -3087,17 +3057,7 @@
         <w:t xml:space="preserve">Statistics in Medicine</w:t>
       </w:r>
       <w:r>
-        <w:t xml:space="preserve">, vol. 20, no. 24, pp. 3875–3889, 2001.</w:t>
-      </w:r>
-      <w:r>
-        <w:t xml:space="preserve"> </w:t>
-      </w:r>
-      <w:r>
-        <w:rPr>
-          <w:iCs/>
-          <w:i/>
-        </w:rPr>
-        <w:t xml:space="preserve">[std — origin of HKSJ adjustment]</w:t>
+        <w:t xml:space="preserve">, vol. 20, no. 24, pp. 3875–3889, 2001. https://doi.org/10.1002/sim.1009</w:t>
       </w:r>
     </w:p>
     <w:p>
@@ -3109,7 +3069,7 @@
         <w:pStyle w:val="Compact"/>
       </w:pPr>
       <w:r>
-        <w:t xml:space="preserve">M. J. Page, J. E. McKenzie, P. M. Bossuyt, et al.,</w:t>
+        <w:t xml:space="preserve">M. J. Page, J. E. McKenzie, P. M. Bossuyt, I. Boutron, T. C. Hoffmann, C. D. Mulrow, et al.,</w:t>
       </w:r>
       <w:r>
         <w:t xml:space="preserve"> </w:t>
@@ -3135,16 +3095,6 @@
       </w:r>
       <w:r>
         <w:t xml:space="preserve">, vol. 372, n71, 2021. https://doi.org/10.1136/bmj.n71</w:t>
-      </w:r>
-      <w:r>
-        <w:t xml:space="preserve"> </w:t>
-      </w:r>
-      <w:r>
-        <w:rPr>
-          <w:iCs/>
-          <w:i/>
-        </w:rPr>
-        <w:t xml:space="preserve">[std]</w:t>
       </w:r>
     </w:p>
     <w:bookmarkEnd w:id="49"/>

--- a/papers/P3_meta_analysis/iceri/full_paper.docx
+++ b/papers/P3_meta_analysis/iceri/full_paper.docx
@@ -2808,14 +2808,26 @@
         <w:t xml:space="preserve"> </w:t>
       </w:r>
       <w:r>
+        <w:t xml:space="preserve">“</w:t>
+      </w:r>
+      <w:r>
+        <w:t xml:space="preserve">Who excels in online learning in Japan?</w:t>
+      </w:r>
+      <w:r>
+        <w:t xml:space="preserve">”</w:t>
+      </w:r>
+      <w:r>
+        <w:t xml:space="preserve"> </w:t>
+      </w:r>
+      <w:r>
         <w:rPr>
           <w:iCs/>
           <w:i/>
         </w:rPr>
-        <w:t xml:space="preserve">Big Five personality traits and online learning outcomes in Japanese high school students</w:t>
-      </w:r>
-      <w:r>
-        <w:t xml:space="preserve">, manuscript in preparation, SUNBLAZE Co., Ltd., 2025.</w:t>
+        <w:t xml:space="preserve">Frontiers in Psychology</w:t>
+      </w:r>
+      <w:r>
+        <w:t xml:space="preserve">, vol. 16, Article 1420996, 2025. https://doi.org/10.3389/fpsyg.2025.1420996</w:t>
       </w:r>
     </w:p>
     <w:p>
